--- a/relatorio.docx
+++ b/relatorio.docx
@@ -4,173 +4,6 @@
   <w:body>
     <w:p>
       <w:pPr>
-        <w:spacing w:after="120"/>
-        <w:jc w:val="center"/>
-      </w:pPr>
-      <w:r>
-        <w:rPr>
-          <w:b/>
-          <w:bCs/>
-          <w:sz w:val="26"/>
-          <w:szCs w:val="26"/>
-        </w:rPr>
-        <w:t>Centro Universitário FMU</w:t>
-      </w:r>
-    </w:p>
-    <w:p>
-      <w:pPr>
-        <w:spacing w:after="60"/>
-        <w:jc w:val="center"/>
-      </w:pPr>
-      <w:r>
-        <w:rPr>
-          <w:sz w:val="24"/>
-          <w:szCs w:val="24"/>
-        </w:rPr>
-        <w:t>Ciência de Dados</w:t>
-      </w:r>
-    </w:p>
-    <w:p>
-      <w:pPr>
-        <w:spacing w:after="3200"/>
-        <w:jc w:val="center"/>
-      </w:pPr>
-      <w:r>
-        <w:rPr>
-          <w:sz w:val="24"/>
-          <w:szCs w:val="24"/>
-        </w:rPr>
-        <w:t>Aquisição e Preparação de Dados</w:t>
-      </w:r>
-    </w:p>
-    <w:p>
-      <w:pPr>
-        <w:spacing w:after="120"/>
-        <w:jc w:val="center"/>
-      </w:pPr>
-      <w:r>
-        <w:rPr>
-          <w:b/>
-          <w:bCs/>
-          <w:sz w:val="32"/>
-          <w:szCs w:val="32"/>
-        </w:rPr>
-        <w:t>Aquisição, Coleta e Ciclo de Vida dos Dados</w:t>
-      </w:r>
-    </w:p>
-    <w:p>
-      <w:pPr>
-        <w:spacing w:after="3200"/>
-        <w:jc w:val="center"/>
-      </w:pPr>
-      <w:r>
-        <w:rPr>
-          <w:i/>
-          <w:iCs/>
-          <w:sz w:val="24"/>
-          <w:szCs w:val="24"/>
-        </w:rPr>
-        <w:t>Relatório da atividade prática</w:t>
-      </w:r>
-    </w:p>
-    <w:p>
-      <w:pPr>
-        <w:spacing w:after="60"/>
-        <w:jc w:val="center"/>
-      </w:pPr>
-      <w:r>
-        <w:rPr>
-          <w:sz w:val="22"/>
-          <w:szCs w:val="22"/>
-        </w:rPr>
-        <w:t>Aluno: Kaike Martins Pereira</w:t>
-      </w:r>
-    </w:p>
-    <w:p>
-      <w:pPr>
-        <w:spacing w:after="60"/>
-        <w:jc w:val="center"/>
-      </w:pPr>
-      <w:r>
-        <w:rPr>
-          <w:sz w:val="22"/>
-          <w:szCs w:val="22"/>
-        </w:rPr>
-        <w:t>RA: 2026101957</w:t>
-      </w:r>
-    </w:p>
-    <w:p>
-      <w:pPr>
-        <w:spacing w:after="60"/>
-        <w:jc w:val="center"/>
-      </w:pPr>
-      <w:r>
-        <w:rPr>
-          <w:sz w:val="22"/>
-          <w:szCs w:val="22"/>
-        </w:rPr>
-        <w:t>Professor: Heron</w:t>
-      </w:r>
-      <w:r>
-        <w:rPr>
-          <w:sz w:val="22"/>
-          <w:szCs w:val="22"/>
-        </w:rPr>
-        <w:t xml:space="preserve"> </w:t>
-      </w:r>
-      <w:proofErr w:type="spellStart"/>
-      <w:r>
-        <w:rPr>
-          <w:sz w:val="22"/>
-          <w:szCs w:val="22"/>
-        </w:rPr>
-        <w:t>Bussolim</w:t>
-      </w:r>
-      <w:proofErr w:type="spellEnd"/>
-    </w:p>
-    <w:p>
-      <w:pPr>
-        <w:spacing w:after="60"/>
-        <w:jc w:val="center"/>
-      </w:pPr>
-      <w:r>
-        <w:rPr>
-          <w:sz w:val="22"/>
-          <w:szCs w:val="22"/>
-        </w:rPr>
-        <w:t>Disciplina: Aquisição e Preparação de Dados</w:t>
-      </w:r>
-    </w:p>
-    <w:p>
-      <w:pPr>
-        <w:spacing w:after="60"/>
-        <w:jc w:val="center"/>
-      </w:pPr>
-      <w:r>
-        <w:rPr>
-          <w:sz w:val="22"/>
-          <w:szCs w:val="22"/>
-        </w:rPr>
-        <w:t>São Paulo — 2026</w:t>
-      </w:r>
-    </w:p>
-    <w:p>
-      <w:r>
-        <w:br w:type="page"/>
-      </w:r>
-    </w:p>
-    <w:p>
-      <w:pPr>
-        <w:sectPr>
-          <w:pgSz w:w="11906" w:h="16838"/>
-          <w:pgMar w:top="1440" w:right="1440" w:bottom="1440" w:left="1440" w:header="708" w:footer="708" w:gutter="0"/>
-          <w:cols w:space="720"/>
-          <w:docGrid w:linePitch="360"/>
-        </w:sectPr>
-      </w:pPr>
-    </w:p>
-    <w:p>
-      <w:pPr>
         <w:pStyle w:val="Ttulo1"/>
         <w:spacing w:before="240" w:after="160"/>
       </w:pPr>
@@ -181,7 +14,6 @@
           <w:sz w:val="28"/>
           <w:szCs w:val="28"/>
         </w:rPr>
-        <w:lastRenderedPageBreak/>
         <w:t>1. Introdução e objetivo</w:t>
       </w:r>
     </w:p>
@@ -1055,7 +887,14 @@
           <w:sz w:val="22"/>
           <w:szCs w:val="22"/>
         </w:rPr>
-        <w:t>O cruzamento retornou exatamente 55 linhas, confirmando que todos os códigos encontraram par no IBGE e validando o trabalho de padronização. O resultado também evidenciou, na prática, por que a junção foi feita pelo código e não pelo nome: municípios como "ARACATUBA" (DATASUS) e "Araçatuba" (IBGE) têm grafias diferentes em maiúsculas e acentuação e não casariam por texto, mas casaram pelo código, idêntico após a padronização. Como subproduto, o resultado passou a conter o nome oficial do IBGE ao lado do nome do DATASUS.</w:t>
+        <w:t>O cruzamento retornou exatamente 55 linhas, confirmando que todos os códigos encontraram par no IBGE e validando o trabalho de padronização. O resultado também evidenciou, na prática, por que a junção foi feita pelo código e não pelo nome: municípios como "ARACATUBA" (DATASUS) e "Araçatuba" (IBGE) têm grafias diferentes em maiúsculas e acentuação e não casariam por texto, mas casaram pelo código, idêntico após a padronização. Como subproduto, o resultado passou a conter o nome oficial do IBGE ao lado do nom</w:t>
+      </w:r>
+      <w:r>
+        <w:rPr>
+          <w:sz w:val="22"/>
+          <w:szCs w:val="22"/>
+        </w:rPr>
+        <w:t>e do DATASUS.</w:t>
       </w:r>
     </w:p>
     <w:p>
@@ -1333,12 +1172,6 @@
         <w:gridCol w:w="6100"/>
       </w:tblGrid>
       <w:tr>
-        <w:tblPrEx>
-          <w:tblCellMar>
-            <w:top w:w="0" w:type="dxa"/>
-            <w:bottom w:w="0" w:type="dxa"/>
-          </w:tblCellMar>
-        </w:tblPrEx>
         <w:tc>
           <w:tcPr>
             <w:tcW w:w="3200" w:type="dxa"/>
@@ -1389,12 +1222,6 @@
         </w:tc>
       </w:tr>
       <w:tr>
-        <w:tblPrEx>
-          <w:tblCellMar>
-            <w:top w:w="0" w:type="dxa"/>
-            <w:bottom w:w="0" w:type="dxa"/>
-          </w:tblCellMar>
-        </w:tblPrEx>
         <w:tc>
           <w:tcPr>
             <w:tcW w:w="3200" w:type="dxa"/>
@@ -1445,12 +1272,6 @@
         </w:tc>
       </w:tr>
       <w:tr>
-        <w:tblPrEx>
-          <w:tblCellMar>
-            <w:top w:w="0" w:type="dxa"/>
-            <w:bottom w:w="0" w:type="dxa"/>
-          </w:tblCellMar>
-        </w:tblPrEx>
         <w:tc>
           <w:tcPr>
             <w:tcW w:w="3200" w:type="dxa"/>
@@ -1502,12 +1323,6 @@
         </w:tc>
       </w:tr>
       <w:tr>
-        <w:tblPrEx>
-          <w:tblCellMar>
-            <w:top w:w="0" w:type="dxa"/>
-            <w:bottom w:w="0" w:type="dxa"/>
-          </w:tblCellMar>
-        </w:tblPrEx>
         <w:tc>
           <w:tcPr>
             <w:tcW w:w="3200" w:type="dxa"/>
@@ -1550,12 +1365,6 @@
         </w:tc>
       </w:tr>
       <w:tr>
-        <w:tblPrEx>
-          <w:tblCellMar>
-            <w:top w:w="0" w:type="dxa"/>
-            <w:bottom w:w="0" w:type="dxa"/>
-          </w:tblCellMar>
-        </w:tblPrEx>
         <w:tc>
           <w:tcPr>
             <w:tcW w:w="3200" w:type="dxa"/>
@@ -1598,12 +1407,6 @@
         </w:tc>
       </w:tr>
       <w:tr>
-        <w:tblPrEx>
-          <w:tblCellMar>
-            <w:top w:w="0" w:type="dxa"/>
-            <w:bottom w:w="0" w:type="dxa"/>
-          </w:tblCellMar>
-        </w:tblPrEx>
         <w:tc>
           <w:tcPr>
             <w:tcW w:w="3200" w:type="dxa"/>
@@ -1646,12 +1449,6 @@
         </w:tc>
       </w:tr>
       <w:tr>
-        <w:tblPrEx>
-          <w:tblCellMar>
-            <w:top w:w="0" w:type="dxa"/>
-            <w:bottom w:w="0" w:type="dxa"/>
-          </w:tblCellMar>
-        </w:tblPrEx>
         <w:tc>
           <w:tcPr>
             <w:tcW w:w="3200" w:type="dxa"/>
@@ -1694,12 +1491,6 @@
         </w:tc>
       </w:tr>
       <w:tr>
-        <w:tblPrEx>
-          <w:tblCellMar>
-            <w:top w:w="0" w:type="dxa"/>
-            <w:bottom w:w="0" w:type="dxa"/>
-          </w:tblCellMar>
-        </w:tblPrEx>
         <w:tc>
           <w:tcPr>
             <w:tcW w:w="3200" w:type="dxa"/>
@@ -1742,12 +1533,6 @@
         </w:tc>
       </w:tr>
       <w:tr>
-        <w:tblPrEx>
-          <w:tblCellMar>
-            <w:top w:w="0" w:type="dxa"/>
-            <w:bottom w:w="0" w:type="dxa"/>
-          </w:tblCellMar>
-        </w:tblPrEx>
         <w:tc>
           <w:tcPr>
             <w:tcW w:w="3200" w:type="dxa"/>
@@ -1790,12 +1575,6 @@
         </w:tc>
       </w:tr>
       <w:tr>
-        <w:tblPrEx>
-          <w:tblCellMar>
-            <w:top w:w="0" w:type="dxa"/>
-            <w:bottom w:w="0" w:type="dxa"/>
-          </w:tblCellMar>
-        </w:tblPrEx>
         <w:tc>
           <w:tcPr>
             <w:tcW w:w="3200" w:type="dxa"/>
@@ -1883,12 +1662,6 @@
         <w:gridCol w:w="6100"/>
       </w:tblGrid>
       <w:tr>
-        <w:tblPrEx>
-          <w:tblCellMar>
-            <w:top w:w="0" w:type="dxa"/>
-            <w:bottom w:w="0" w:type="dxa"/>
-          </w:tblCellMar>
-        </w:tblPrEx>
         <w:tc>
           <w:tcPr>
             <w:tcW w:w="3200" w:type="dxa"/>
@@ -1931,12 +1704,6 @@
         </w:tc>
       </w:tr>
       <w:tr>
-        <w:tblPrEx>
-          <w:tblCellMar>
-            <w:top w:w="0" w:type="dxa"/>
-            <w:bottom w:w="0" w:type="dxa"/>
-          </w:tblCellMar>
-        </w:tblPrEx>
         <w:tc>
           <w:tcPr>
             <w:tcW w:w="3200" w:type="dxa"/>
@@ -1995,12 +1762,6 @@
         </w:tc>
       </w:tr>
       <w:tr>
-        <w:tblPrEx>
-          <w:tblCellMar>
-            <w:top w:w="0" w:type="dxa"/>
-            <w:bottom w:w="0" w:type="dxa"/>
-          </w:tblCellMar>
-        </w:tblPrEx>
         <w:tc>
           <w:tcPr>
             <w:tcW w:w="3200" w:type="dxa"/>
@@ -2043,12 +1804,6 @@
         </w:tc>
       </w:tr>
       <w:tr>
-        <w:tblPrEx>
-          <w:tblCellMar>
-            <w:top w:w="0" w:type="dxa"/>
-            <w:bottom w:w="0" w:type="dxa"/>
-          </w:tblCellMar>
-        </w:tblPrEx>
         <w:tc>
           <w:tcPr>
             <w:tcW w:w="3200" w:type="dxa"/>
@@ -2091,12 +1846,6 @@
         </w:tc>
       </w:tr>
       <w:tr>
-        <w:tblPrEx>
-          <w:tblCellMar>
-            <w:top w:w="0" w:type="dxa"/>
-            <w:bottom w:w="0" w:type="dxa"/>
-          </w:tblCellMar>
-        </w:tblPrEx>
         <w:tc>
           <w:tcPr>
             <w:tcW w:w="3200" w:type="dxa"/>
@@ -2139,12 +1888,6 @@
         </w:tc>
       </w:tr>
       <w:tr>
-        <w:tblPrEx>
-          <w:tblCellMar>
-            <w:top w:w="0" w:type="dxa"/>
-            <w:bottom w:w="0" w:type="dxa"/>
-          </w:tblCellMar>
-        </w:tblPrEx>
         <w:tc>
           <w:tcPr>
             <w:tcW w:w="3200" w:type="dxa"/>
@@ -2187,12 +1930,6 @@
         </w:tc>
       </w:tr>
       <w:tr>
-        <w:tblPrEx>
-          <w:tblCellMar>
-            <w:top w:w="0" w:type="dxa"/>
-            <w:bottom w:w="0" w:type="dxa"/>
-          </w:tblCellMar>
-        </w:tblPrEx>
         <w:tc>
           <w:tcPr>
             <w:tcW w:w="3200" w:type="dxa"/>
@@ -2251,12 +1988,6 @@
         </w:tc>
       </w:tr>
       <w:tr>
-        <w:tblPrEx>
-          <w:tblCellMar>
-            <w:top w:w="0" w:type="dxa"/>
-            <w:bottom w:w="0" w:type="dxa"/>
-          </w:tblCellMar>
-        </w:tblPrEx>
         <w:tc>
           <w:tcPr>
             <w:tcW w:w="3200" w:type="dxa"/>
@@ -2299,12 +2030,6 @@
         </w:tc>
       </w:tr>
       <w:tr>
-        <w:tblPrEx>
-          <w:tblCellMar>
-            <w:top w:w="0" w:type="dxa"/>
-            <w:bottom w:w="0" w:type="dxa"/>
-          </w:tblCellMar>
-        </w:tblPrEx>
         <w:tc>
           <w:tcPr>
             <w:tcW w:w="3200" w:type="dxa"/>
@@ -2380,7 +2105,14 @@
           <w:sz w:val="22"/>
           <w:szCs w:val="22"/>
         </w:rPr>
-        <w:t>O trabalho percorreu o ciclo de vida de dois dados reais, de fontes de naturezas diferentes, do estado bruto até uma tabela limpa e documentada. Mais do que executar comandos, a atividade evidenciou o princípio que a sustenta: o analista não trata o dado da fonte como verdade automática ele coleta, desconfia, inspeciona, limpa e registra. É esse cuidado no início que sustenta qualquer análise posterior, pois um resultado construído sobre dado sujo é um resultado errado com aparência de correto. Por isso a qualidade começa na coleta, e não no fim.</w:t>
+        <w:t>O trabalho percorreu o ciclo de vida de dois dados reais, de fontes de naturezas diferentes, do estado bruto até uma tabela limpa e documentada. Mais do que executar comandos, a atividade evidenciou o princípio que a sustenta: o analista não trata o dado da fonte como verdade automática ele coleta, desconfia, inspeciona, limpa e registra. É esse cuidado no início que sustenta qualquer análise posterior, pois um resultado construído sobre dado sujo é um resultado errado com aparência de correto. Por isso a q</w:t>
+      </w:r>
+      <w:r>
+        <w:rPr>
+          <w:sz w:val="22"/>
+          <w:szCs w:val="22"/>
+        </w:rPr>
+        <w:t>ualidade começa na coleta, e não no fim.</w:t>
       </w:r>
     </w:p>
     <w:sectPr>
